--- a/arb/docx/014.content.docx
+++ b/arb/docx/014.content.docx
@@ -21303,71 +21303,7 @@
           <w:cs/>
           <w:lang w:val="ar_AE" w:bidi="ar_AE"/>
         </w:rPr>
-        <w:t>يظهر شكل أخر للصلب في العهد القديم. فلقد تم قطع رأس شاول الملك ثم تم تثبيت جسده على السور من قِبل الفلسطينيين (</w:t>
-      </w:r>
-      <w:r>
-        <w:rPr>
-          <w:rtl/>
-          <w:cs/>
-          <w:lang w:val="ar_AE" w:bidi="ar_AE"/>
-        </w:rPr>
-        <w:t>1 صموئيل 31: 9–10</w:t>
-      </w:r>
-      <w:r>
-        <w:rPr>
-          <w:rtl/>
-          <w:cs/>
-          <w:lang w:val="ar_AE" w:bidi="ar_AE"/>
-        </w:rPr>
-        <w:t>). ولقد قام الملك الفارسي داريوس باستخدامه كعقوبة في حالة تغيير مرسومه (</w:t>
-      </w:r>
-      <w:r>
-        <w:rPr>
-          <w:rtl/>
-          <w:cs/>
-          <w:lang w:val="ar_AE" w:bidi="ar_AE"/>
-        </w:rPr>
-        <w:t>عزرا 6: 11</w:t>
-      </w:r>
-      <w:r>
-        <w:rPr>
-          <w:rtl/>
-          <w:cs/>
-          <w:lang w:val="ar_AE" w:bidi="ar_AE"/>
-        </w:rPr>
-        <w:t xml:space="preserve">). وحسب </w:t>
-      </w:r>
-      <w:r>
-        <w:rPr>
-          <w:rtl/>
-          <w:cs/>
-          <w:lang w:val="ar_AE" w:bidi="ar_AE"/>
-        </w:rPr>
-        <w:t>سفر التثنية 21: 22–23</w:t>
-      </w:r>
-      <w:r>
-        <w:rPr>
-          <w:rtl/>
-          <w:cs/>
-          <w:lang w:val="ar_AE" w:bidi="ar_AE"/>
-        </w:rPr>
-        <w:t xml:space="preserve">، كان اليهود يستخدمون هذا الشكل الشرقي مع شرط إضافي هو أنه يجب إزالة الجسد من علي "الشجرة" قبل حلول الظلام، لأن المُعلّق"ملعون من الله" (قارن </w:t>
-      </w:r>
-      <w:r>
-        <w:rPr>
-          <w:rtl/>
-          <w:cs/>
-          <w:lang w:val="ar_AE" w:bidi="ar_AE"/>
-        </w:rPr>
-        <w:t>غلاطية 3: 13</w:t>
-      </w:r>
-      <w:r>
-        <w:rPr>
-          <w:rtl/>
-          <w:cs/>
-          <w:lang w:val="ar_AE" w:bidi="ar_AE"/>
-        </w:rPr>
-        <w:t>) ويجب ألا يبقى "ليُنجّس الأرض". لم يكن اليهود يستخدمون الشكل الروماني للصلب. الاستثناء الوحيد كان صلب 800 متمرّد من قِبل الحاكم اليهودي إسكندر جانيوس في عام 76 قبل الميلاد، والذي ذكره المؤرخ اليهودي يوسيفوس وقد أدانه اليهود في كل أنحاء العالم. ويعتقد البعض أن المحاكم اليهودية قد مارست بالفعل الطريقة الغربية للصلب بعد القرن الثاني قبل الميلاد.</w:t>
+        <w:t>يظهر شكل أخر للصلب في العهد القديم. فلقد تم قطع رأس شاول الملك ثم تم تثبيت جسده على السور من قِبل الفلسطينيين (1 صموئيل 31: 9–10). ولقد قام الملك الفارسي داريوس باستخدامه كعقوبة في حالة تغيير مرسومه (عزرا 6: 11). وحسب سفر التثنية 21: 22–23، كان اليهود يستخدمون هذا الشكل الشرقي مع شرط إضافي هو أنه يجب إزالة الجسد من علي "الشجرة" قبل حلول الظلام، لأن المُعلّق"ملعون من الله" (قارن غلاطية 3: 13) ويجب ألا يبقى "ليُنجّس الأرض". لم يكن اليهود يستخدمون الشكل الروماني للصلب. الاستثناء الوحيد كان صلب 800 متمرّد من قِبل الحاكم اليهودي إسكندر جانيوس في عام 76 قبل الميلاد، والذي ذكره المؤرخ اليهودي يوسيفوس وقد أدانه اليهود في كل أنحاء العالم. ويعتقد البعض أن المحاكم اليهودية قد مارست بالفعل الطريقة الغربية للصلب بعد القرن الثاني قبل الميلاد.</w:t>
       </w:r>
     </w:p>
     <w:p>
@@ -21435,231 +21371,7 @@
           <w:cs/>
           <w:lang w:val="ar_AE" w:bidi="ar_AE"/>
         </w:rPr>
-        <w:t>تسجل الأناجيل ثلاث مرات تنبأ فيها المسيح عن صلبه (</w:t>
-      </w:r>
-      <w:r>
-        <w:rPr>
-          <w:rtl/>
-          <w:cs/>
-          <w:lang w:val="ar_AE" w:bidi="ar_AE"/>
-        </w:rPr>
-        <w:t>مرقس 8: 31</w:t>
-      </w:r>
-      <w:r>
-        <w:rPr>
-          <w:rtl/>
-          <w:cs/>
-          <w:lang w:val="ar_AE" w:bidi="ar_AE"/>
-        </w:rPr>
-        <w:t>؛</w:t>
-      </w:r>
-      <w:r>
-        <w:rPr>
-          <w:rtl/>
-          <w:cs/>
-          <w:lang w:val="ar_AE" w:bidi="ar_AE"/>
-        </w:rPr>
-        <w:t xml:space="preserve"> 9: 31</w:t>
-      </w:r>
-      <w:r>
-        <w:rPr>
-          <w:rtl/>
-          <w:cs/>
-          <w:lang w:val="ar_AE" w:bidi="ar_AE"/>
-        </w:rPr>
-        <w:t xml:space="preserve">؛ </w:t>
-      </w:r>
-      <w:r>
-        <w:rPr>
-          <w:rtl/>
-          <w:cs/>
-          <w:lang w:val="ar_AE" w:bidi="ar_AE"/>
-        </w:rPr>
-        <w:t>10: 33–34</w:t>
-      </w:r>
-      <w:r>
-        <w:rPr>
-          <w:rtl/>
-          <w:cs/>
-          <w:lang w:val="ar_AE" w:bidi="ar_AE"/>
-        </w:rPr>
-        <w:t xml:space="preserve"> ومقاطع موازية). بالإضافة إلى ذلك، قام يوحنا بتسجيل ثلاثة أقوال عن أن ابن الإنسان "سيُرفع" (</w:t>
-      </w:r>
-      <w:r>
-        <w:rPr>
-          <w:rtl/>
-          <w:cs/>
-          <w:lang w:val="ar_AE" w:bidi="ar_AE"/>
-        </w:rPr>
-        <w:t>يوحنا 3: 14</w:t>
-      </w:r>
-      <w:r>
-        <w:rPr>
-          <w:rtl/>
-          <w:cs/>
-          <w:lang w:val="ar_AE" w:bidi="ar_AE"/>
-        </w:rPr>
-        <w:t xml:space="preserve">؛ </w:t>
-      </w:r>
-      <w:r>
-        <w:rPr>
-          <w:rtl/>
-          <w:cs/>
-          <w:lang w:val="ar_AE" w:bidi="ar_AE"/>
-        </w:rPr>
-        <w:t>8: 28</w:t>
-      </w:r>
-      <w:r>
-        <w:rPr>
-          <w:rtl/>
-          <w:cs/>
-          <w:lang w:val="ar_AE" w:bidi="ar_AE"/>
-        </w:rPr>
-        <w:t xml:space="preserve">؛ </w:t>
-      </w:r>
-      <w:r>
-        <w:rPr>
-          <w:rtl/>
-          <w:cs/>
-          <w:lang w:val="ar_AE" w:bidi="ar_AE"/>
-        </w:rPr>
-        <w:t>12: 32–33</w:t>
-      </w:r>
-      <w:r>
-        <w:rPr>
-          <w:rtl/>
-          <w:cs/>
-          <w:lang w:val="ar_AE" w:bidi="ar_AE"/>
-        </w:rPr>
-        <w:t>)، وهو ما يتوافق مع النبوات المُماثلة. وتتشابك عدة مواضيع في تلك المقاطع: (1) كانت "آلام المسيح" (وهو تعبير يُستخدم لتوضيح معاناته على الصليب) جزءًا من هدف الله الفدائي (</w:t>
-      </w:r>
-      <w:r>
-        <w:rPr>
-          <w:rtl/>
-          <w:cs/>
-          <w:lang w:val="ar_AE" w:bidi="ar_AE"/>
-        </w:rPr>
-        <w:t>مرقس 8: 31</w:t>
-      </w:r>
-      <w:r>
-        <w:rPr>
-          <w:rtl/>
-          <w:cs/>
-          <w:lang w:val="ar_AE" w:bidi="ar_AE"/>
-        </w:rPr>
-        <w:t>، "ينبغي"). (2) كان كل من اليهود والرومان مذنبين بـ "تسليم" و "قتل" يسوع. (3) سيُعلن بر يسوع بعد موته من خلال القيامة. (4) كان يُنظر إلى موته نفسه، بطريقة تبدو متناقضة، على أنه وسيلة دخوله إلي "المجد" (يظهر هذا في إشارة يوحنا عند استخدامه تعبير "يُرفع"). وهناك أقوال أخرى تُشير إلى موت يسوع تظهر في تعليق المسيح على قتل الأنبياء (</w:t>
-      </w:r>
-      <w:r>
-        <w:rPr>
-          <w:rtl/>
-          <w:cs/>
-          <w:lang w:val="ar_AE" w:bidi="ar_AE"/>
-        </w:rPr>
-        <w:t>متى 23: 29–30</w:t>
-      </w:r>
-      <w:r>
-        <w:rPr>
-          <w:rtl/>
-          <w:cs/>
-          <w:lang w:val="ar_AE" w:bidi="ar_AE"/>
-        </w:rPr>
-        <w:t xml:space="preserve">؛ </w:t>
-      </w:r>
-      <w:r>
-        <w:rPr>
-          <w:rtl/>
-          <w:cs/>
-          <w:lang w:val="ar_AE" w:bidi="ar_AE"/>
-        </w:rPr>
-        <w:t>لوقا 13: 33</w:t>
-      </w:r>
-      <w:r>
-        <w:rPr>
-          <w:rtl/>
-          <w:cs/>
-          <w:lang w:val="ar_AE" w:bidi="ar_AE"/>
-        </w:rPr>
-        <w:t xml:space="preserve">)، وأمثاله عن موت الأنبياء و"الابن" (في مثل وليمة العرس، </w:t>
-      </w:r>
-      <w:r>
-        <w:rPr>
-          <w:rtl/>
-          <w:cs/>
-          <w:lang w:val="ar_AE" w:bidi="ar_AE"/>
-        </w:rPr>
-        <w:t>متى 22: 1–14</w:t>
-      </w:r>
-      <w:r>
-        <w:rPr>
-          <w:rtl/>
-          <w:cs/>
-          <w:lang w:val="ar_AE" w:bidi="ar_AE"/>
-        </w:rPr>
-        <w:t xml:space="preserve">؛ الكرامون الأشرار، </w:t>
-      </w:r>
-      <w:r>
-        <w:rPr>
-          <w:rtl/>
-          <w:cs/>
-          <w:lang w:val="ar_AE" w:bidi="ar_AE"/>
-        </w:rPr>
-        <w:t>مرقس 12: 1–10</w:t>
-      </w:r>
-      <w:r>
-        <w:rPr>
-          <w:rtl/>
-          <w:cs/>
-          <w:lang w:val="ar_AE" w:bidi="ar_AE"/>
-        </w:rPr>
-        <w:t>)، وتعاليمه عن المعاناة المماثلة التي سيتحملها تلاميذه (</w:t>
-      </w:r>
-      <w:r>
-        <w:rPr>
-          <w:rtl/>
-          <w:cs/>
-          <w:lang w:val="ar_AE" w:bidi="ar_AE"/>
-        </w:rPr>
-        <w:t>متى 10: 24–28</w:t>
-      </w:r>
-      <w:r>
-        <w:rPr>
-          <w:rtl/>
-          <w:cs/>
-          <w:lang w:val="ar_AE" w:bidi="ar_AE"/>
-        </w:rPr>
-        <w:t xml:space="preserve">؛ </w:t>
-      </w:r>
-      <w:r>
-        <w:rPr>
-          <w:rtl/>
-          <w:cs/>
-          <w:lang w:val="ar_AE" w:bidi="ar_AE"/>
-        </w:rPr>
-        <w:t>مرقس 8: 34–35</w:t>
-      </w:r>
-      <w:r>
-        <w:rPr>
-          <w:rtl/>
-          <w:cs/>
-          <w:lang w:val="ar_AE" w:bidi="ar_AE"/>
-        </w:rPr>
-        <w:t xml:space="preserve">؛ </w:t>
-      </w:r>
-      <w:r>
-        <w:rPr>
-          <w:rtl/>
-          <w:cs/>
-          <w:lang w:val="ar_AE" w:bidi="ar_AE"/>
-        </w:rPr>
-        <w:t>يوحنا 15: 18–25</w:t>
-      </w:r>
-      <w:r>
-        <w:rPr>
-          <w:rtl/>
-          <w:cs/>
-          <w:lang w:val="ar_AE" w:bidi="ar_AE"/>
-        </w:rPr>
-        <w:t>).</w:t>
+        <w:t>تسجل الأناجيل ثلاث مرات تنبأ فيها المسيح عن صلبه (مرقس 8: 31؛ 9: 31؛ 10: 33–34 ومقاطع موازية). بالإضافة إلى ذلك، قام يوحنا بتسجيل ثلاثة أقوال عن أن ابن الإنسان "سيُرفع" (يوحنا 3: 14؛ 8: 28؛ 12: 32–33)، وهو ما يتوافق مع النبوات المُماثلة. وتتشابك عدة مواضيع في تلك المقاطع: (1) كانت "آلام المسيح" (وهو تعبير يُستخدم لتوضيح معاناته على الصليب) جزءًا من هدف الله الفدائي (مرقس 8: 31، "ينبغي"). (2) كان كل من اليهود والرومان مذنبين بـ "تسليم" و "قتل" يسوع. (3) سيُعلن بر يسوع بعد موته من خلال القيامة. (4) كان يُنظر إلى موته نفسه، بطريقة تبدو متناقضة، على أنه وسيلة دخوله إلي "المجد" (يظهر هذا في إشارة يوحنا عند استخدامه تعبير "يُرفع"). وهناك أقوال أخرى تُشير إلى موت يسوع تظهر في تعليق المسيح على قتل الأنبياء (متى 23: 29–30؛ لوقا 13: 33)، وأمثاله عن موت الأنبياء و"الابن" (في مثل وليمة العرس، متى 22: 1–14؛ الكرامون الأشرار، مرقس 12: 1–10)، وتعاليمه عن المعاناة المماثلة التي سيتحملها تلاميذه (متى 10: 24–28؛ مرقس 8: 34–35؛ يوحنا 15: 18–25).</w:t>
       </w:r>
     </w:p>
     <w:p>
@@ -21693,123 +21405,27 @@
           <w:cs/>
           <w:lang w:val="ar_AE" w:bidi="ar_AE"/>
         </w:rPr>
-        <w:t>لقد جمع صلب يسوع بين النمط الروماني والنمط اليهودي. وعلى الرغم من أن كتّاب الإنجيل شددوا على ذنب اليهود لأسباب تتعلق بأغراضهم الجدلية، إلا أنهم كانوا حريصين على التمييز بين القادة وعامة الناس. فقد كان قادة اليهود هم الذين حرضّوا على اعتقال يسوع (</w:t>
-      </w:r>
-      <w:r>
-        <w:rPr>
-          <w:rtl/>
-          <w:cs/>
-          <w:lang w:val="ar_AE" w:bidi="ar_AE"/>
-        </w:rPr>
-        <w:t>مرقس 14: 43</w:t>
-      </w:r>
-      <w:r>
-        <w:rPr>
-          <w:rtl/>
-          <w:cs/>
-          <w:lang w:val="ar_AE" w:bidi="ar_AE"/>
-        </w:rPr>
-        <w:t xml:space="preserve">) ومحاكمته على يد السنهدريم (آية </w:t>
-      </w:r>
-      <w:r>
-        <w:rPr>
-          <w:rtl/>
-          <w:cs/>
-          <w:lang w:val="ar_AE" w:bidi="ar_AE"/>
-        </w:rPr>
-        <w:t>53–64</w:t>
-      </w:r>
-      <w:r>
-        <w:rPr>
-          <w:rtl/>
-          <w:cs/>
-          <w:lang w:val="ar_AE" w:bidi="ar_AE"/>
-        </w:rPr>
-        <w:t>). وعلى الرغم من أن بيلاطس بدا مترددًا ثم استسلم في النهاية بشكل ضعيف للجموع من خلال "غسل يديه" من أي ذنب (</w:t>
-      </w:r>
-      <w:r>
-        <w:rPr>
-          <w:rtl/>
-          <w:cs/>
-          <w:lang w:val="ar_AE" w:bidi="ar_AE"/>
-        </w:rPr>
-        <w:t>متى 27: 24</w:t>
-      </w:r>
-      <w:r>
-        <w:rPr>
-          <w:rtl/>
-          <w:cs/>
-          <w:lang w:val="ar_AE" w:bidi="ar_AE"/>
-        </w:rPr>
-        <w:t>)، إلا أن روما كانت متورطة بوضوح في الصلب. فبما أن السنهدريم لم يكن لديه القدرة على تنفيذ عقوبة الإعدام، كان قرار بيلاطس ضروريًا حتى يتم الصلب. علاوة على ذلك، قام الرومان بالفعل بتنفيذ حكم الإعدام.</w:t>
-      </w:r>
-    </w:p>
-    <w:p>
-      <w:pPr>
-        <w:bidi/>
-      </w:pPr>
-      <w:r>
-        <w:rPr>
-          <w:rtl/>
-          <w:cs/>
-          <w:lang w:val="ar_AE" w:bidi="ar_AE"/>
-        </w:rPr>
-      </w:r>
-      <w:r>
-        <w:rPr>
-          <w:rtl/>
-          <w:cs/>
-          <w:lang w:val="ar_AE" w:bidi="ar_AE"/>
-        </w:rPr>
-        <w:t>وعند صلب يسوع، ظهر النمط الروماني من خلال جلد يسوع، والاستهزاء به بوضع إكليل الشوك على رأسه ثم نزع ملابسه عنه، ثم جعله يحمل عارضة صليبه، وتسميره على الصليب، وأخيرًا كسر ساقي اللصين. ويتناسب مكان الصلب المرتفع مع عادة عرض بعض المجرمين علنًا. وكذلك ارتفاع صليب يسوع، الذي ربما كان من سبعة إلى تسعة أقدام (2 إلى 3 أمتار). كما أن وجود لوح يحمل كتابة "ملك اليهود" على الصليب يشير إلى أن العارضة كانت مثبتة في مكان ما أسفل قمة الوتد. أما العناصر اليهودية فتظهر مثلا في الخمر الممزوج بالمُرّ (</w:t>
-      </w:r>
-      <w:r>
-        <w:rPr>
-          <w:rtl/>
-          <w:cs/>
-          <w:lang w:val="ar_AE" w:bidi="ar_AE"/>
-        </w:rPr>
-        <w:t>مرقس 15: 23</w:t>
-      </w:r>
-      <w:r>
-        <w:rPr>
-          <w:rtl/>
-          <w:cs/>
-          <w:lang w:val="ar_AE" w:bidi="ar_AE"/>
-        </w:rPr>
-        <w:t xml:space="preserve">)، وملء إسفنجة خلًا وجعلها علي قصبة (آية </w:t>
-      </w:r>
-      <w:r>
-        <w:rPr>
-          <w:rtl/>
-          <w:cs/>
-          <w:lang w:val="ar_AE" w:bidi="ar_AE"/>
-        </w:rPr>
-        <w:t>36</w:t>
-      </w:r>
-      <w:r>
-        <w:rPr>
-          <w:rtl/>
-          <w:cs/>
-          <w:lang w:val="ar_AE" w:bidi="ar_AE"/>
-        </w:rPr>
-        <w:t>)، وإنزال الجسد قبل غروب الشمس وبداية السبت (</w:t>
-      </w:r>
-      <w:r>
-        <w:rPr>
-          <w:rtl/>
-          <w:cs/>
-          <w:lang w:val="ar_AE" w:bidi="ar_AE"/>
-        </w:rPr>
-        <w:t>يوحنا 19: 31</w:t>
-      </w:r>
-      <w:r>
-        <w:rPr>
-          <w:rtl/>
-          <w:cs/>
-          <w:lang w:val="ar_AE" w:bidi="ar_AE"/>
-        </w:rPr>
-        <w:t>).</w:t>
+        <w:t>لقد جمع صلب يسوع بين النمط الروماني والنمط اليهودي. وعلى الرغم من أن كتّاب الإنجيل شددوا على ذنب اليهود لأسباب تتعلق بأغراضهم الجدلية، إلا أنهم كانوا حريصين على التمييز بين القادة وعامة الناس. فقد كان قادة اليهود هم الذين حرضّوا على اعتقال يسوع (مرقس 14: 43) ومحاكمته على يد السنهدريم (آية 53–64). وعلى الرغم من أن بيلاطس بدا مترددًا ثم استسلم في النهاية بشكل ضعيف للجموع من خلال "غسل يديه" من أي ذنب (متى 27: 24)، إلا أن روما كانت متورطة بوضوح في الصلب. فبما أن السنهدريم لم يكن لديه القدرة على تنفيذ عقوبة الإعدام، كان قرار بيلاطس ضروريًا حتى يتم الصلب. علاوة على ذلك، قام الرومان بالفعل بتنفيذ حكم الإعدام.</w:t>
+      </w:r>
+    </w:p>
+    <w:p>
+      <w:pPr>
+        <w:bidi/>
+      </w:pPr>
+      <w:r>
+        <w:rPr>
+          <w:rtl/>
+          <w:cs/>
+          <w:lang w:val="ar_AE" w:bidi="ar_AE"/>
+        </w:rPr>
+      </w:r>
+      <w:r>
+        <w:rPr>
+          <w:rtl/>
+          <w:cs/>
+          <w:lang w:val="ar_AE" w:bidi="ar_AE"/>
+        </w:rPr>
+        <w:t>وعند صلب يسوع، ظهر النمط الروماني من خلال جلد يسوع، والاستهزاء به بوضع إكليل الشوك على رأسه ثم نزع ملابسه عنه، ثم جعله يحمل عارضة صليبه، وتسميره على الصليب، وأخيرًا كسر ساقي اللصين. ويتناسب مكان الصلب المرتفع مع عادة عرض بعض المجرمين علنًا. وكذلك ارتفاع صليب يسوع، الذي ربما كان من سبعة إلى تسعة أقدام (2 إلى 3 أمتار). كما أن وجود لوح يحمل كتابة "ملك اليهود" على الصليب يشير إلى أن العارضة كانت مثبتة في مكان ما أسفل قمة الوتد. أما العناصر اليهودية فتظهر مثلا في الخمر الممزوج بالمُرّ (مرقس 15: 23)، وملء إسفنجة خلًا وجعلها علي قصبة (آية 36)، وإنزال الجسد قبل غروب الشمس وبداية السبت (يوحنا 19: 31).</w:t>
       </w:r>
     </w:p>
     <w:p>
@@ -21883,275 +21499,67 @@
           <w:cs/>
           <w:lang w:val="ar_AE" w:bidi="ar_AE"/>
         </w:rPr>
-        <w:t>فمثلًا يُبرز كل من متى و مرقس قسوة قتل المسيّا علي أيدي البشر. فالجزء الأول من تصوير مرقس يُظهر التناقض بين استهزاء الجموع و المعنى الحقيقي لموت المسيح. وتكررت عبارة "خلّص نفسك" مرتين (</w:t>
-      </w:r>
-      <w:r>
-        <w:rPr>
-          <w:rtl/>
-          <w:cs/>
-          <w:lang w:val="ar_AE" w:bidi="ar_AE"/>
-        </w:rPr>
-        <w:t>مرقس 15: 29–31</w:t>
-      </w:r>
-      <w:r>
-        <w:rPr>
-          <w:rtl/>
-          <w:cs/>
-          <w:lang w:val="ar_AE" w:bidi="ar_AE"/>
-        </w:rPr>
-        <w:t xml:space="preserve">) حيث كان اليهود يكررون كلمات يسوع حول إعادة بناء الهيكل في ثلاثة أيام - بينما كان هو يشير بشكل نبوي إلى القيامة. بينما النصف الثاني من وصف مرقس يركز على قسوة المشهد، بداية من ساعات الظلمة إلى صرخة الترك من الآب ثم إلى مزيد من السخرية (آية </w:t>
-      </w:r>
-      <w:r>
-        <w:rPr>
-          <w:rtl/>
-          <w:cs/>
-          <w:lang w:val="ar_AE" w:bidi="ar_AE"/>
-        </w:rPr>
-        <w:t>33–36</w:t>
-      </w:r>
-      <w:r>
-        <w:rPr>
-          <w:rtl/>
-          <w:cs/>
-          <w:lang w:val="ar_AE" w:bidi="ar_AE"/>
-        </w:rPr>
-        <w:t>).</w:t>
-      </w:r>
-    </w:p>
-    <w:p>
-      <w:pPr>
-        <w:bidi/>
-      </w:pPr>
-      <w:r>
-        <w:rPr>
-          <w:rtl/>
-          <w:cs/>
-          <w:lang w:val="ar_AE" w:bidi="ar_AE"/>
-        </w:rPr>
-      </w:r>
-      <w:r>
-        <w:rPr>
-          <w:rtl/>
-          <w:cs/>
-          <w:lang w:val="ar_AE" w:bidi="ar_AE"/>
-        </w:rPr>
-        <w:t>أما إنجيل متى فيُوسّع في تصوير مرقس في بعض التفاصيل المهمة، مضيفًا أن يسوع لم يقبل الخمر الممزوجة (التي كان المقصود منها تخفيف ألمه) "لما ذاقها" (</w:t>
-      </w:r>
-      <w:r>
-        <w:rPr>
-          <w:rtl/>
-          <w:cs/>
-          <w:lang w:val="ar_AE" w:bidi="ar_AE"/>
-        </w:rPr>
-        <w:t>متى 27: 34</w:t>
-      </w:r>
-      <w:r>
-        <w:rPr>
-          <w:rtl/>
-          <w:cs/>
-          <w:lang w:val="ar_AE" w:bidi="ar_AE"/>
-        </w:rPr>
-        <w:t xml:space="preserve">)، كما أضاف أيضًا تعبير "أسلم روحه" إلى مشهد الموت (آية </w:t>
-      </w:r>
-      <w:r>
-        <w:rPr>
-          <w:rtl/>
-          <w:cs/>
-          <w:lang w:val="ar_AE" w:bidi="ar_AE"/>
-        </w:rPr>
-        <w:t>50</w:t>
-      </w:r>
-      <w:r>
-        <w:rPr>
-          <w:rtl/>
-          <w:cs/>
-          <w:lang w:val="ar_AE" w:bidi="ar_AE"/>
-        </w:rPr>
-        <w:t xml:space="preserve">). وهكذا يؤكد متى أن يسوع قَبِلَ الموت طوعًا وهو واعٍ تمامًا وبسلطان كامل علي نفسه. إن تهكّم متى وتلميحه يظهران التناقض بين معاناة يسوع وبراءته. فإن براءة المسيح أُعلنت من خلال شق حجاب الهيكل (آية </w:t>
-      </w:r>
-      <w:r>
-        <w:rPr>
-          <w:rtl/>
-          <w:cs/>
-          <w:lang w:val="ar_AE" w:bidi="ar_AE"/>
-        </w:rPr>
-        <w:t>51</w:t>
-      </w:r>
-      <w:r>
-        <w:rPr>
-          <w:rtl/>
-          <w:cs/>
-          <w:lang w:val="ar_AE" w:bidi="ar_AE"/>
-        </w:rPr>
-        <w:t xml:space="preserve">) وشهادة قائد المئة (آية </w:t>
-      </w:r>
-      <w:r>
-        <w:rPr>
-          <w:rtl/>
-          <w:cs/>
-          <w:lang w:val="ar_AE" w:bidi="ar_AE"/>
-        </w:rPr>
-        <w:t>54</w:t>
-      </w:r>
-      <w:r>
-        <w:rPr>
-          <w:rtl/>
-          <w:cs/>
-          <w:lang w:val="ar_AE" w:bidi="ar_AE"/>
-        </w:rPr>
-        <w:t xml:space="preserve">). ومن خلال مشهد مُبهر ومُعجزي في </w:t>
-      </w:r>
-      <w:r>
-        <w:rPr>
-          <w:rtl/>
-          <w:cs/>
-          <w:lang w:val="ar_AE" w:bidi="ar_AE"/>
-        </w:rPr>
-        <w:t>متى 27: 52–53</w:t>
-      </w:r>
-      <w:r>
-        <w:rPr>
-          <w:rtl/>
-          <w:cs/>
-          <w:lang w:val="ar_AE" w:bidi="ar_AE"/>
-        </w:rPr>
-        <w:t>، حيث تبع موت يسوع مباشرة زلزلة فتحت القبور ثم قام كثير "من أجساد القديسين" الراقدين. بالنسبة لمتى كانت تلك الأحداث وغيرها بمثابة بدء الأيام الأخيرة، عصر الخلاص الجديد، حيث تنكسر قوة الموت وتصبح الحياة متاحة للجميع.</w:t>
-      </w:r>
-    </w:p>
-    <w:p>
-      <w:pPr>
-        <w:bidi/>
-      </w:pPr>
-      <w:r>
-        <w:rPr>
-          <w:rtl/>
-          <w:cs/>
-          <w:lang w:val="ar_AE" w:bidi="ar_AE"/>
-        </w:rPr>
-      </w:r>
-      <w:r>
-        <w:rPr>
-          <w:rtl/>
-          <w:cs/>
-          <w:lang w:val="ar_AE" w:bidi="ar_AE"/>
-        </w:rPr>
-        <w:t>أما رواية إنجيل لوقا فهي مميزة أيضًا. فإنها تركز على جانبين أساسيين. أولًا، يتم تصوير يسوع على أنه النموذج الكامل للبار الذي يُقتل وهو يغفر لأعدائه وقد أدّي ذلك إلى تغيير بعضهم. فتنعكس سخرية الحُكام والجنود بينما تعود الجموع إلى بيوتهم "وهم يقرعون صدورهم" (</w:t>
-      </w:r>
-      <w:r>
-        <w:rPr>
-          <w:rtl/>
-          <w:cs/>
-          <w:lang w:val="ar_AE" w:bidi="ar_AE"/>
-        </w:rPr>
-        <w:t>لوقا 23: 48</w:t>
-      </w:r>
-      <w:r>
-        <w:rPr>
-          <w:rtl/>
-          <w:cs/>
-          <w:lang w:val="ar_AE" w:bidi="ar_AE"/>
-        </w:rPr>
-        <w:t xml:space="preserve">) كما يصرخ قائد المئة "بالحقيقة كان هذا الإنسان بارًا!" (آية </w:t>
-      </w:r>
-      <w:r>
-        <w:rPr>
-          <w:rtl/>
-          <w:cs/>
-          <w:lang w:val="ar_AE" w:bidi="ar_AE"/>
-        </w:rPr>
-        <w:t>47</w:t>
-      </w:r>
-      <w:r>
-        <w:rPr>
-          <w:rtl/>
-          <w:cs/>
-          <w:lang w:val="ar_AE" w:bidi="ar_AE"/>
-        </w:rPr>
-        <w:t>). أما التركيز الثاني بالنسبة لإنجيل لوقا فهو أن كل الاحداث ممتزجة بحالة من المهابة و العبادة. فمثلًا تم حذف الخمر والمُر، وصرخة الترك من الآب، وسخرية الناس من فكرة أن إيليا سيأتي لإنقاذه. وبدلًا من ذلك يتم تسجيل أحداث أخرى - على وجه الخصوص، صلوات يسوع. ففي إنجيل لوقا وحده يتم التركيز على (1) صلاة يسوع طالبًا أن يغفر الآب لصالبيه، وذلك في مقابل سخرية الجنود؛ (2) الرد علي صلاة المصلوب الذي آمن بتقديم وعد؛ (3) استيداع يسوع روحه في يدي الآب. لذا فرواية لوقا تُقدم قصة الصلب كما لو أنها احتفال عبادة.</w:t>
-      </w:r>
-    </w:p>
-    <w:p>
-      <w:pPr>
-        <w:bidi/>
-      </w:pPr>
-      <w:r>
-        <w:rPr>
-          <w:rtl/>
-          <w:cs/>
-          <w:lang w:val="ar_AE" w:bidi="ar_AE"/>
-        </w:rPr>
-      </w:r>
-      <w:r>
-        <w:rPr>
-          <w:rtl/>
-          <w:cs/>
-          <w:lang w:val="ar_AE" w:bidi="ar_AE"/>
-        </w:rPr>
-        <w:t xml:space="preserve">بينما في إنجيل يوحنا نجد هناك تغيّر في التركيز اللاهوتي أيضًا. فإنه يذهب أبعد من لوقا في إزالة التفاصيل الصادمة مثل الظلمة والاستهزاء. بينما يتخلل الهدوء و السكينة كل التفاصيل. فيتم التركيز علي سلطان يسوع في الأحداث، حيث يصبح الصلب كأنه موكب تتويج. فيوحنا وحده يذكر أن الكتابة على الصليب كانت مكتوبة باللغات العبرية واللاتينية واليونانية - وبذلك تصبح التهمة المكتوبة بمثابة إعلانًا عالميًا لتتويج المسيح. كانت هذه الكتابة "يسوع الناصري، ملك اليهود،" كأنها امتدادًا للحوار مع بيلاطس عن المُلك وذلك حتي بعد أن انتهت المحاكمة. وهكذا يضيف يوحنا إلى تأكيد متى: لم يصبح يسوع ملكًا فحسب، إنما كان هو السيد طوال الوقت. كما يتم تصوير الملك كأنه يقوم بالدور الكهنوتي وهو نفسه يصبح الذبيحة. وقد ذكر يوحنا وحده الزوفا (وهو الذي كان يُستخدم لرش دم الحمل في الفصح، </w:t>
-      </w:r>
-      <w:r>
-        <w:rPr>
-          <w:rtl/>
-          <w:cs/>
-          <w:lang w:val="ar_AE" w:bidi="ar_AE"/>
-        </w:rPr>
-        <w:t>خروج 12: 22</w:t>
-      </w:r>
-      <w:r>
-        <w:rPr>
-          <w:rtl/>
-          <w:cs/>
-          <w:lang w:val="ar_AE" w:bidi="ar_AE"/>
-        </w:rPr>
-        <w:t>) وذكر أيضًا صرخة يسوع، "قد أُكمل" (</w:t>
-      </w:r>
-      <w:r>
-        <w:rPr>
-          <w:rtl/>
-          <w:cs/>
-          <w:lang w:val="ar_AE" w:bidi="ar_AE"/>
-        </w:rPr>
-        <w:t>يوحنا 19: 29–30</w:t>
-      </w:r>
-      <w:r>
-        <w:rPr>
-          <w:rtl/>
-          <w:cs/>
-          <w:lang w:val="ar_AE" w:bidi="ar_AE"/>
-        </w:rPr>
-        <w:t xml:space="preserve">). علاوة على ذلك، فإن طعن جنب يسوع (آية </w:t>
-      </w:r>
-      <w:r>
-        <w:rPr>
-          <w:rtl/>
-          <w:cs/>
-          <w:lang w:val="ar_AE" w:bidi="ar_AE"/>
-        </w:rPr>
-        <w:t>31–37</w:t>
-      </w:r>
-      <w:r>
-        <w:rPr>
-          <w:rtl/>
-          <w:cs/>
-          <w:lang w:val="ar_AE" w:bidi="ar_AE"/>
-        </w:rPr>
-        <w:t>)، والذي يُظهر حقيقة موته، يمكن أن يُنظر إليه أيضًا بشكل رمزي إلى جانب تعبير "أنهار ماء حي" في (</w:t>
-      </w:r>
-      <w:r>
-        <w:rPr>
-          <w:rtl/>
-          <w:cs/>
-          <w:lang w:val="ar_AE" w:bidi="ar_AE"/>
-        </w:rPr>
-        <w:t>7: 37–38</w:t>
-      </w:r>
-      <w:r>
-        <w:rPr>
-          <w:rtl/>
-          <w:cs/>
-          <w:lang w:val="ar_AE" w:bidi="ar_AE"/>
-        </w:rPr>
-        <w:t>)، كنوع من تدفق الحياة في هذا العهد الجديد.</w:t>
+        <w:t>فمثلًا يُبرز كل من متى و مرقس قسوة قتل المسيّا علي أيدي البشر. فالجزء الأول من تصوير مرقس يُظهر التناقض بين استهزاء الجموع و المعنى الحقيقي لموت المسيح. وتكررت عبارة "خلّص نفسك" مرتين (مرقس 15: 29–31) حيث كان اليهود يكررون كلمات يسوع حول إعادة بناء الهيكل في ثلاثة أيام - بينما كان هو يشير بشكل نبوي إلى القيامة. بينما النصف الثاني من وصف مرقس يركز على قسوة المشهد، بداية من ساعات الظلمة إلى صرخة الترك من الآب ثم إلى مزيد من السخرية (آية 33–36).</w:t>
+      </w:r>
+    </w:p>
+    <w:p>
+      <w:pPr>
+        <w:bidi/>
+      </w:pPr>
+      <w:r>
+        <w:rPr>
+          <w:rtl/>
+          <w:cs/>
+          <w:lang w:val="ar_AE" w:bidi="ar_AE"/>
+        </w:rPr>
+      </w:r>
+      <w:r>
+        <w:rPr>
+          <w:rtl/>
+          <w:cs/>
+          <w:lang w:val="ar_AE" w:bidi="ar_AE"/>
+        </w:rPr>
+        <w:t>أما إنجيل متى فيُوسّع في تصوير مرقس في بعض التفاصيل المهمة، مضيفًا أن يسوع لم يقبل الخمر الممزوجة (التي كان المقصود منها تخفيف ألمه) "لما ذاقها" (متى 27: 34)، كما أضاف أيضًا تعبير "أسلم روحه" إلى مشهد الموت (آية 50). وهكذا يؤكد متى أن يسوع قَبِلَ الموت طوعًا وهو واعٍ تمامًا وبسلطان كامل علي نفسه. إن تهكّم متى وتلميحه يظهران التناقض بين معاناة يسوع وبراءته. فإن براءة المسيح أُعلنت من خلال شق حجاب الهيكل (آية 51) وشهادة قائد المئة (آية 54). ومن خلال مشهد مُبهر ومُعجزي في متى 27: 52–53، حيث تبع موت يسوع مباشرة زلزلة فتحت القبور ثم قام كثير "من أجساد القديسين" الراقدين. بالنسبة لمتى كانت تلك الأحداث وغيرها بمثابة بدء الأيام الأخيرة، عصر الخلاص الجديد، حيث تنكسر قوة الموت وتصبح الحياة متاحة للجميع.</w:t>
+      </w:r>
+    </w:p>
+    <w:p>
+      <w:pPr>
+        <w:bidi/>
+      </w:pPr>
+      <w:r>
+        <w:rPr>
+          <w:rtl/>
+          <w:cs/>
+          <w:lang w:val="ar_AE" w:bidi="ar_AE"/>
+        </w:rPr>
+      </w:r>
+      <w:r>
+        <w:rPr>
+          <w:rtl/>
+          <w:cs/>
+          <w:lang w:val="ar_AE" w:bidi="ar_AE"/>
+        </w:rPr>
+        <w:t>أما رواية إنجيل لوقا فهي مميزة أيضًا. فإنها تركز على جانبين أساسيين. أولًا، يتم تصوير يسوع على أنه النموذج الكامل للبار الذي يُقتل وهو يغفر لأعدائه وقد أدّي ذلك إلى تغيير بعضهم. فتنعكس سخرية الحُكام والجنود بينما تعود الجموع إلى بيوتهم "وهم يقرعون صدورهم" (لوقا 23: 48) كما يصرخ قائد المئة "بالحقيقة كان هذا الإنسان بارًا!" (آية 47). أما التركيز الثاني بالنسبة لإنجيل لوقا فهو أن كل الاحداث ممتزجة بحالة من المهابة و العبادة. فمثلًا تم حذف الخمر والمُر، وصرخة الترك من الآب، وسخرية الناس من فكرة أن إيليا سيأتي لإنقاذه. وبدلًا من ذلك يتم تسجيل أحداث أخرى - على وجه الخصوص، صلوات يسوع. ففي إنجيل لوقا وحده يتم التركيز على (1) صلاة يسوع طالبًا أن يغفر الآب لصالبيه، وذلك في مقابل سخرية الجنود؛ (2) الرد علي صلاة المصلوب الذي آمن بتقديم وعد؛ (3) استيداع يسوع روحه في يدي الآب. لذا فرواية لوقا تُقدم قصة الصلب كما لو أنها احتفال عبادة.</w:t>
+      </w:r>
+    </w:p>
+    <w:p>
+      <w:pPr>
+        <w:bidi/>
+      </w:pPr>
+      <w:r>
+        <w:rPr>
+          <w:rtl/>
+          <w:cs/>
+          <w:lang w:val="ar_AE" w:bidi="ar_AE"/>
+        </w:rPr>
+      </w:r>
+      <w:r>
+        <w:rPr>
+          <w:rtl/>
+          <w:cs/>
+          <w:lang w:val="ar_AE" w:bidi="ar_AE"/>
+        </w:rPr>
+        <w:t>بينما في إنجيل يوحنا نجد هناك تغيّر في التركيز اللاهوتي أيضًا. فإنه يذهب أبعد من لوقا في إزالة التفاصيل الصادمة مثل الظلمة والاستهزاء. بينما يتخلل الهدوء و السكينة كل التفاصيل. فيتم التركيز علي سلطان يسوع في الأحداث، حيث يصبح الصلب كأنه موكب تتويج. فيوحنا وحده يذكر أن الكتابة على الصليب كانت مكتوبة باللغات العبرية واللاتينية واليونانية - وبذلك تصبح التهمة المكتوبة بمثابة إعلانًا عالميًا لتتويج المسيح. كانت هذه الكتابة "يسوع الناصري، ملك اليهود،" كأنها امتدادًا للحوار مع بيلاطس عن المُلك وذلك حتي بعد أن انتهت المحاكمة. وهكذا يضيف يوحنا إلى تأكيد متى: لم يصبح يسوع ملكًا فحسب، إنما كان هو السيد طوال الوقت. كما يتم تصوير الملك كأنه يقوم بالدور الكهنوتي وهو نفسه يصبح الذبيحة. وقد ذكر يوحنا وحده الزوفا (وهو الذي كان يُستخدم لرش دم الحمل في الفصح، خروج 12: 22) وذكر أيضًا صرخة يسوع، "قد أُكمل" (يوحنا 19: 29–30). علاوة على ذلك، فإن طعن جنب يسوع (آية 31–37)، والذي يُظهر حقيقة موته، يمكن أن يُنظر إليه أيضًا بشكل رمزي إلى جانب تعبير "أنهار ماء حي" في (7: 37–38)، كنوع من تدفق الحياة في هذا العهد الجديد.</w:t>
       </w:r>
     </w:p>
     <w:p>
@@ -22225,579 +21633,67 @@
           <w:cs/>
           <w:lang w:val="ar_AE" w:bidi="ar_AE"/>
         </w:rPr>
-        <w:t>إن موت وقيامة يسوع الناصري هما الحدثان الجوهريان في اللاهوت المسيحي. فإن الصليب له معني بسبب أهمية الشخص الذي صُلب عليه وبسبب ما حققه موته. وقد كانت "كلمة الصليب" مركزية في إعلان بشارة الخلاص عند الكنيسة الأولى. وفوق كل شيء، كان الصليب هو عمل الله الخلاصي المحوري في التاريخ؛ لذلك فإن الصليب، وإن كان قد تم في الماضي، فله أهمية حاضرة. فالمسيح مصلوبًا ومُقامًا هو مركز رسالة الكنيسة (</w:t>
-      </w:r>
-      <w:r>
-        <w:rPr>
-          <w:rtl/>
-          <w:cs/>
-          <w:lang w:val="ar_AE" w:bidi="ar_AE"/>
-        </w:rPr>
-        <w:t>غلاطية 3: 1</w:t>
-      </w:r>
-      <w:r>
-        <w:rPr>
-          <w:rtl/>
-          <w:cs/>
-          <w:lang w:val="ar_AE" w:bidi="ar_AE"/>
-        </w:rPr>
-        <w:t>).</w:t>
-      </w:r>
-    </w:p>
-    <w:p>
-      <w:pPr>
-        <w:bidi/>
-      </w:pPr>
-      <w:r>
-        <w:rPr>
-          <w:rtl/>
-          <w:cs/>
-          <w:lang w:val="ar_AE" w:bidi="ar_AE"/>
-        </w:rPr>
-      </w:r>
-      <w:r>
-        <w:rPr>
-          <w:rtl/>
-          <w:cs/>
-          <w:lang w:val="ar_AE" w:bidi="ar_AE"/>
-        </w:rPr>
-        <w:t xml:space="preserve">المقطع الرئيسي هو </w:t>
-      </w:r>
-      <w:r>
-        <w:rPr>
-          <w:rtl/>
-          <w:cs/>
-          <w:lang w:val="ar_AE" w:bidi="ar_AE"/>
-        </w:rPr>
-        <w:t>1 كورنثوس 1: 17–2: 5</w:t>
-      </w:r>
-      <w:r>
-        <w:rPr>
-          <w:rtl/>
-          <w:cs/>
-          <w:lang w:val="ar_AE" w:bidi="ar_AE"/>
-        </w:rPr>
-        <w:t>. وهناك مقابلة بين "كلمة الصليب" (</w:t>
-      </w:r>
-      <w:r>
-        <w:rPr>
-          <w:rtl/>
-          <w:cs/>
-          <w:lang w:val="ar_AE" w:bidi="ar_AE"/>
-        </w:rPr>
-        <w:t>1: 18</w:t>
-      </w:r>
-      <w:r>
-        <w:rPr>
-          <w:rtl/>
-          <w:cs/>
-          <w:lang w:val="ar_AE" w:bidi="ar_AE"/>
-        </w:rPr>
-        <w:t xml:space="preserve">) مع "حكمة كلام" (آية </w:t>
-      </w:r>
-      <w:r>
-        <w:rPr>
-          <w:rtl/>
-          <w:cs/>
-          <w:lang w:val="ar_AE" w:bidi="ar_AE"/>
-        </w:rPr>
-        <w:t>17</w:t>
-      </w:r>
-      <w:r>
-        <w:rPr>
-          <w:rtl/>
-          <w:cs/>
-          <w:lang w:val="ar_AE" w:bidi="ar_AE"/>
-        </w:rPr>
-        <w:t xml:space="preserve">). فإن هذا الأمر يبدو كالحماقة، فهو مزعج لكل من فلسفة اليونان وناموسية اليهود (قارن </w:t>
-      </w:r>
-      <w:r>
-        <w:rPr>
-          <w:rtl/>
-          <w:cs/>
-          <w:lang w:val="ar_AE" w:bidi="ar_AE"/>
-        </w:rPr>
-        <w:t>غلاطية 6: 12–15</w:t>
-      </w:r>
-      <w:r>
-        <w:rPr>
-          <w:rtl/>
-          <w:cs/>
-          <w:lang w:val="ar_AE" w:bidi="ar_AE"/>
-        </w:rPr>
-        <w:t>)، ولكن هذا "الضعف" عينه في عيون البشر هو الذي يفتح الباب أمام "قوة الله" (</w:t>
-      </w:r>
-      <w:r>
-        <w:rPr>
-          <w:rtl/>
-          <w:cs/>
-          <w:lang w:val="ar_AE" w:bidi="ar_AE"/>
-        </w:rPr>
-        <w:t>1 كورنثوس 1: 18</w:t>
-      </w:r>
-      <w:r>
-        <w:rPr>
-          <w:rtl/>
-          <w:cs/>
-          <w:lang w:val="ar_AE" w:bidi="ar_AE"/>
-        </w:rPr>
-        <w:t xml:space="preserve">). إن الصليب في مناداة الكنيسة يوضح النمط الذي يعمل به الله: فهو يُخرج من كل الأمور الضعيفة في الحياة القوة والحكمة (آية </w:t>
-      </w:r>
-      <w:r>
-        <w:rPr>
-          <w:rtl/>
-          <w:cs/>
-          <w:lang w:val="ar_AE" w:bidi="ar_AE"/>
-        </w:rPr>
-        <w:t>26–30</w:t>
-      </w:r>
-      <w:r>
-        <w:rPr>
-          <w:rtl/>
-          <w:cs/>
-          <w:lang w:val="ar_AE" w:bidi="ar_AE"/>
-        </w:rPr>
-        <w:t>). وحيث أن المباحثات الفلسفية تستبدل رسالة الله بحكمة الناس، وبالتالي تُفرغ الصليب من أهميته، فقد رفض بولس استخدام "سمو الكلام" ولم يعزم أن يعرف إلا "المسيح مصلوبًا". وهكذا أصبح "برهان الروح والقوة" واضحًا من خلال "ضعف" بولس (</w:t>
-      </w:r>
-      <w:r>
-        <w:rPr>
-          <w:rtl/>
-          <w:cs/>
-          <w:lang w:val="ar_AE" w:bidi="ar_AE"/>
-        </w:rPr>
-        <w:t>2: 1–5</w:t>
-      </w:r>
-      <w:r>
-        <w:rPr>
-          <w:rtl/>
-          <w:cs/>
-          <w:lang w:val="ar_AE" w:bidi="ar_AE"/>
-        </w:rPr>
-        <w:t>). إن مركز الإنجيل هو إعلان الله للانتصار الذي يخرج ممّا يبدو أنه هزيمة، والقوة التي تُستعلن من خلال الضعف.</w:t>
-      </w:r>
-    </w:p>
-    <w:p>
-      <w:pPr>
-        <w:bidi/>
-      </w:pPr>
-      <w:r>
-        <w:rPr>
-          <w:rtl/>
-          <w:cs/>
-          <w:lang w:val="ar_AE" w:bidi="ar_AE"/>
-        </w:rPr>
-      </w:r>
-      <w:r>
-        <w:rPr>
-          <w:rtl/>
-          <w:cs/>
-          <w:lang w:val="ar_AE" w:bidi="ar_AE"/>
-        </w:rPr>
-        <w:t xml:space="preserve">فالصليب كأساس لعملية الكفارة هو التركيز الأساسي في الرسائل (انظر </w:t>
-      </w:r>
-      <w:r>
-        <w:rPr>
-          <w:rtl/>
-          <w:cs/>
-          <w:lang w:val="ar_AE" w:bidi="ar_AE"/>
-        </w:rPr>
-        <w:t>أفسس 2: 16</w:t>
-      </w:r>
-      <w:r>
-        <w:rPr>
-          <w:rtl/>
-          <w:cs/>
-          <w:lang w:val="ar_AE" w:bidi="ar_AE"/>
-        </w:rPr>
-        <w:t xml:space="preserve">؛ </w:t>
-      </w:r>
-      <w:r>
-        <w:rPr>
-          <w:rtl/>
-          <w:cs/>
-          <w:lang w:val="ar_AE" w:bidi="ar_AE"/>
-        </w:rPr>
-        <w:t>كولوسي 1: 20</w:t>
-      </w:r>
-      <w:r>
-        <w:rPr>
-          <w:rtl/>
-          <w:cs/>
-          <w:lang w:val="ar_AE" w:bidi="ar_AE"/>
-        </w:rPr>
-        <w:t xml:space="preserve">؛ </w:t>
-      </w:r>
-      <w:r>
-        <w:rPr>
-          <w:rtl/>
-          <w:cs/>
-          <w:lang w:val="ar_AE" w:bidi="ar_AE"/>
-        </w:rPr>
-        <w:t>2: 14</w:t>
-      </w:r>
-      <w:r>
-        <w:rPr>
-          <w:rtl/>
-          <w:cs/>
-          <w:lang w:val="ar_AE" w:bidi="ar_AE"/>
-        </w:rPr>
-        <w:t xml:space="preserve">)، بينما في سفر أعمال الرسل يبدو التركيز أكثر على حقيقة القيامة (انظر </w:t>
-      </w:r>
-      <w:r>
-        <w:rPr>
-          <w:rtl/>
-          <w:cs/>
-          <w:lang w:val="ar_AE" w:bidi="ar_AE"/>
-        </w:rPr>
-        <w:t>أعمال الرسل 2: 33–36</w:t>
-      </w:r>
-      <w:r>
-        <w:rPr>
-          <w:rtl/>
-          <w:cs/>
-          <w:lang w:val="ar_AE" w:bidi="ar_AE"/>
-        </w:rPr>
-        <w:t xml:space="preserve">؛ </w:t>
-      </w:r>
-      <w:r>
-        <w:rPr>
-          <w:rtl/>
-          <w:cs/>
-          <w:lang w:val="ar_AE" w:bidi="ar_AE"/>
-        </w:rPr>
-        <w:t>3: 19–26</w:t>
-      </w:r>
-      <w:r>
-        <w:rPr>
-          <w:rtl/>
-          <w:cs/>
-          <w:lang w:val="ar_AE" w:bidi="ar_AE"/>
-        </w:rPr>
-        <w:t xml:space="preserve">؛ </w:t>
-      </w:r>
-      <w:r>
-        <w:rPr>
-          <w:rtl/>
-          <w:cs/>
-          <w:lang w:val="ar_AE" w:bidi="ar_AE"/>
-        </w:rPr>
-        <w:t>13: 37–39</w:t>
-      </w:r>
-      <w:r>
-        <w:rPr>
-          <w:rtl/>
-          <w:cs/>
-          <w:lang w:val="ar_AE" w:bidi="ar_AE"/>
-        </w:rPr>
-        <w:t>). والسبب في ذلك هو اختلاف أهداف تلك الكتابات: فالأجزاء التعليمية تميل للتركيز على الصليب، بينما تُستخدم القيامة عند أجزاء الكرازة (أو الدفاعيات)، عندما يتم تقديم أساس للخلاص. وفي الحقيقة هم يمثلون حدثًا واحدًا في تاريخ الخلاص. فيسوع أسلم من أجل خطايانا وأقيم لأجل تبريرنا" (</w:t>
-      </w:r>
-      <w:r>
-        <w:rPr>
-          <w:rtl/>
-          <w:cs/>
-          <w:lang w:val="ar_AE" w:bidi="ar_AE"/>
-        </w:rPr>
-        <w:t>رومية 4: 25</w:t>
-      </w:r>
-      <w:r>
-        <w:rPr>
-          <w:rtl/>
-          <w:cs/>
-          <w:lang w:val="ar_AE" w:bidi="ar_AE"/>
-        </w:rPr>
-        <w:t>).</w:t>
-      </w:r>
-    </w:p>
-    <w:p>
-      <w:pPr>
-        <w:bidi/>
-      </w:pPr>
-      <w:r>
-        <w:rPr>
-          <w:rtl/>
-          <w:cs/>
-          <w:lang w:val="ar_AE" w:bidi="ar_AE"/>
-        </w:rPr>
-      </w:r>
-      <w:r>
-        <w:rPr>
-          <w:rtl/>
-          <w:cs/>
-          <w:lang w:val="ar_AE" w:bidi="ar_AE"/>
-        </w:rPr>
-        <w:t>ولقد عبّر بولس عن أهمية الصليب في كلمات "الفداء"، "الاسترضاء"، "التبرير". إن المفهومين الأولين يخُصان عمل الصليب "من أجلنا" و الذي يعود بنا إلى العبد المتألم (</w:t>
-      </w:r>
-      <w:r>
-        <w:rPr>
-          <w:rtl/>
-          <w:cs/>
-          <w:lang w:val="ar_AE" w:bidi="ar_AE"/>
-        </w:rPr>
-        <w:t>إشعياء 53: 10–12</w:t>
-      </w:r>
-      <w:r>
-        <w:rPr>
-          <w:rtl/>
-          <w:cs/>
-          <w:lang w:val="ar_AE" w:bidi="ar_AE"/>
-        </w:rPr>
-        <w:t>)، الذي كان موته من أجل "خطية الكثيرين". فإن مفهوم الفداء في كلا العهدين مُرتبط بدفع ثمن "لتحرير" أولئك الذين في الأسر. وهذا الثمن، بحسب العهد الجديد، تم دفعه على الصليب، وهناك تم تحرير الإنسانية من الخطية (</w:t>
-      </w:r>
-      <w:r>
-        <w:rPr>
-          <w:rtl/>
-          <w:cs/>
-          <w:lang w:val="ar_AE" w:bidi="ar_AE"/>
-        </w:rPr>
-        <w:t>مرقس 10: 45</w:t>
-      </w:r>
-      <w:r>
-        <w:rPr>
-          <w:rtl/>
-          <w:cs/>
-          <w:lang w:val="ar_AE" w:bidi="ar_AE"/>
-        </w:rPr>
-        <w:t xml:space="preserve">؛ </w:t>
-      </w:r>
-      <w:r>
-        <w:rPr>
-          <w:rtl/>
-          <w:cs/>
-          <w:lang w:val="ar_AE" w:bidi="ar_AE"/>
-        </w:rPr>
-        <w:t>تيطس 2: 14</w:t>
-      </w:r>
-      <w:r>
-        <w:rPr>
-          <w:rtl/>
-          <w:cs/>
-          <w:lang w:val="ar_AE" w:bidi="ar_AE"/>
-        </w:rPr>
-        <w:t xml:space="preserve">؛ </w:t>
-      </w:r>
-      <w:r>
-        <w:rPr>
-          <w:rtl/>
-          <w:cs/>
-          <w:lang w:val="ar_AE" w:bidi="ar_AE"/>
-        </w:rPr>
-        <w:t>بطرس الأولى 1: 18</w:t>
-      </w:r>
-      <w:r>
-        <w:rPr>
-          <w:rtl/>
-          <w:cs/>
-          <w:lang w:val="ar_AE" w:bidi="ar_AE"/>
-        </w:rPr>
-        <w:t xml:space="preserve">). كما يمكننا أن نلاحظ العلاقة بين موت يسوع وتعبير "بدلًا منا" أو "لأجلنا" تظهر أيضًا في </w:t>
-      </w:r>
-      <w:r>
-        <w:rPr>
-          <w:rtl/>
-          <w:cs/>
-          <w:lang w:val="ar_AE" w:bidi="ar_AE"/>
-        </w:rPr>
-        <w:t>غلاطية 3: 13</w:t>
-      </w:r>
-      <w:r>
-        <w:rPr>
-          <w:rtl/>
-          <w:cs/>
-          <w:lang w:val="ar_AE" w:bidi="ar_AE"/>
-        </w:rPr>
-        <w:t xml:space="preserve">، مما يضيف إلي لعنة </w:t>
-      </w:r>
-      <w:r>
-        <w:rPr>
-          <w:rtl/>
-          <w:cs/>
-          <w:lang w:val="ar_AE" w:bidi="ar_AE"/>
-        </w:rPr>
-        <w:t>سفر التثنية 21: 23</w:t>
-      </w:r>
-      <w:r>
-        <w:rPr>
-          <w:rtl/>
-          <w:cs/>
-          <w:lang w:val="ar_AE" w:bidi="ar_AE"/>
-        </w:rPr>
-        <w:t xml:space="preserve"> تفسير كلمة "لأجلنا" (قارن </w:t>
-      </w:r>
-      <w:r>
-        <w:rPr>
-          <w:rtl/>
-          <w:cs/>
-          <w:lang w:val="ar_AE" w:bidi="ar_AE"/>
-        </w:rPr>
-        <w:t>رومية 5: 10–11، 18</w:t>
-      </w:r>
-      <w:r>
-        <w:rPr>
-          <w:rtl/>
-          <w:cs/>
-          <w:lang w:val="ar_AE" w:bidi="ar_AE"/>
-        </w:rPr>
-        <w:t xml:space="preserve">؛ </w:t>
-      </w:r>
-      <w:r>
-        <w:rPr>
-          <w:rtl/>
-          <w:cs/>
-          <w:lang w:val="ar_AE" w:bidi="ar_AE"/>
-        </w:rPr>
-        <w:t>1 كورنثوس 11: 24</w:t>
-      </w:r>
-      <w:r>
-        <w:rPr>
-          <w:rtl/>
-          <w:cs/>
-          <w:lang w:val="ar_AE" w:bidi="ar_AE"/>
-        </w:rPr>
-        <w:t xml:space="preserve">؛ </w:t>
-      </w:r>
-      <w:r>
-        <w:rPr>
-          <w:rtl/>
-          <w:cs/>
-          <w:lang w:val="ar_AE" w:bidi="ar_AE"/>
-        </w:rPr>
-        <w:t>أفسس 1: 7</w:t>
-      </w:r>
-      <w:r>
-        <w:rPr>
-          <w:rtl/>
-          <w:cs/>
-          <w:lang w:val="ar_AE" w:bidi="ar_AE"/>
-        </w:rPr>
-        <w:t xml:space="preserve">؛ </w:t>
-      </w:r>
-      <w:r>
-        <w:rPr>
-          <w:rtl/>
-          <w:cs/>
-          <w:lang w:val="ar_AE" w:bidi="ar_AE"/>
-        </w:rPr>
-        <w:t>2: 13</w:t>
-      </w:r>
-      <w:r>
-        <w:rPr>
-          <w:rtl/>
-          <w:cs/>
-          <w:lang w:val="ar_AE" w:bidi="ar_AE"/>
-        </w:rPr>
-        <w:t>). بالمثل، فإن بولس في مفهومه عن التبرير يرتكز علي الصليب. فإن حقيقة "المسيح مصلوبًا" هي التي تعلن أن تبرير الإنسان و عتقه من الخطية أصبح ممكنًا (</w:t>
-      </w:r>
-      <w:r>
-        <w:rPr>
-          <w:rtl/>
-          <w:cs/>
-          <w:lang w:val="ar_AE" w:bidi="ar_AE"/>
-        </w:rPr>
-        <w:t>رومية 6: 6</w:t>
-      </w:r>
-      <w:r>
-        <w:rPr>
-          <w:rtl/>
-          <w:cs/>
-          <w:lang w:val="ar_AE" w:bidi="ar_AE"/>
-        </w:rPr>
-        <w:t xml:space="preserve">؛ </w:t>
-      </w:r>
-      <w:r>
-        <w:rPr>
-          <w:rtl/>
-          <w:cs/>
-          <w:lang w:val="ar_AE" w:bidi="ar_AE"/>
-        </w:rPr>
-        <w:t>غلاطية 2: 19–21</w:t>
-      </w:r>
-      <w:r>
-        <w:rPr>
-          <w:rtl/>
-          <w:cs/>
-          <w:lang w:val="ar_AE" w:bidi="ar_AE"/>
-        </w:rPr>
-        <w:t>). فلقد تم نقل ذنب البشر ووضعه علي الصليب ليُكَفّر عنه هناك، و بذلك أصبح غفران الله القانوني متاحًا لكل من يقبل عمله (</w:t>
-      </w:r>
-      <w:r>
-        <w:rPr>
-          <w:rtl/>
-          <w:cs/>
-          <w:lang w:val="ar_AE" w:bidi="ar_AE"/>
-        </w:rPr>
-        <w:t>1 بطرس 1: 18–21</w:t>
-      </w:r>
-      <w:r>
-        <w:rPr>
-          <w:rtl/>
-          <w:cs/>
-          <w:lang w:val="ar_AE" w:bidi="ar_AE"/>
-        </w:rPr>
-        <w:t xml:space="preserve">؛ </w:t>
-      </w:r>
-      <w:r>
-        <w:rPr>
-          <w:rtl/>
-          <w:cs/>
-          <w:lang w:val="ar_AE" w:bidi="ar_AE"/>
-        </w:rPr>
-        <w:t>2: 24</w:t>
-      </w:r>
-      <w:r>
-        <w:rPr>
-          <w:rtl/>
-          <w:cs/>
-          <w:lang w:val="ar_AE" w:bidi="ar_AE"/>
-        </w:rPr>
-        <w:t xml:space="preserve">؛ </w:t>
-      </w:r>
-      <w:r>
-        <w:rPr>
-          <w:rtl/>
-          <w:cs/>
-          <w:lang w:val="ar_AE" w:bidi="ar_AE"/>
-        </w:rPr>
-        <w:t>3: 18</w:t>
-      </w:r>
-      <w:r>
-        <w:rPr>
-          <w:rtl/>
-          <w:cs/>
-          <w:lang w:val="ar_AE" w:bidi="ar_AE"/>
-        </w:rPr>
-        <w:t>). وأخيرًا، فنتيجة ذلك هي المُصالحة – سواء رأسيًا بين الله والإنسان (</w:t>
-      </w:r>
-      <w:r>
-        <w:rPr>
-          <w:rtl/>
-          <w:cs/>
-          <w:lang w:val="ar_AE" w:bidi="ar_AE"/>
-        </w:rPr>
-        <w:t>كولوسي 1: 20</w:t>
-      </w:r>
-      <w:r>
-        <w:rPr>
-          <w:rtl/>
-          <w:cs/>
-          <w:lang w:val="ar_AE" w:bidi="ar_AE"/>
-        </w:rPr>
-        <w:t xml:space="preserve">)، أو أفقيًا بين كل الناس مهما كانت نوعية وقوة الإختلافات الموجودة (مثال لذلك في </w:t>
-      </w:r>
-      <w:r>
-        <w:rPr>
-          <w:rtl/>
-          <w:cs/>
-          <w:lang w:val="ar_AE" w:bidi="ar_AE"/>
-        </w:rPr>
-        <w:t>أفسس 2: 13–16</w:t>
-      </w:r>
-      <w:r>
-        <w:rPr>
-          <w:rtl/>
-          <w:cs/>
-          <w:lang w:val="ar_AE" w:bidi="ar_AE"/>
-        </w:rPr>
-        <w:t>، بين اليهودي والأممي).</w:t>
+        <w:t>إن موت وقيامة يسوع الناصري هما الحدثان الجوهريان في اللاهوت المسيحي. فإن الصليب له معني بسبب أهمية الشخص الذي صُلب عليه وبسبب ما حققه موته. وقد كانت "كلمة الصليب" مركزية في إعلان بشارة الخلاص عند الكنيسة الأولى. وفوق كل شيء، كان الصليب هو عمل الله الخلاصي المحوري في التاريخ؛ لذلك فإن الصليب، وإن كان قد تم في الماضي، فله أهمية حاضرة. فالمسيح مصلوبًا ومُقامًا هو مركز رسالة الكنيسة (غلاطية 3: 1).</w:t>
+      </w:r>
+    </w:p>
+    <w:p>
+      <w:pPr>
+        <w:bidi/>
+      </w:pPr>
+      <w:r>
+        <w:rPr>
+          <w:rtl/>
+          <w:cs/>
+          <w:lang w:val="ar_AE" w:bidi="ar_AE"/>
+        </w:rPr>
+      </w:r>
+      <w:r>
+        <w:rPr>
+          <w:rtl/>
+          <w:cs/>
+          <w:lang w:val="ar_AE" w:bidi="ar_AE"/>
+        </w:rPr>
+        <w:t>المقطع الرئيسي هو 1 كورنثوس 1: 17–2: 5. وهناك مقابلة بين "كلمة الصليب" (1: 18) مع "حكمة كلام" (آية 17). فإن هذا الأمر يبدو كالحماقة، فهو مزعج لكل من فلسفة اليونان وناموسية اليهود (قارن غلاطية 6: 12–15)، ولكن هذا "الضعف" عينه في عيون البشر هو الذي يفتح الباب أمام "قوة الله" (1 كورنثوس 1: 18). إن الصليب في مناداة الكنيسة يوضح النمط الذي يعمل به الله: فهو يُخرج من كل الأمور الضعيفة في الحياة القوة والحكمة (آية 26–30). وحيث أن المباحثات الفلسفية تستبدل رسالة الله بحكمة الناس، وبالتالي تُفرغ الصليب من أهميته، فقد رفض بولس استخدام "سمو الكلام" ولم يعزم أن يعرف إلا "المسيح مصلوبًا". وهكذا أصبح "برهان الروح والقوة" واضحًا من خلال "ضعف" بولس (2: 1–5). إن مركز الإنجيل هو إعلان الله للانتصار الذي يخرج ممّا يبدو أنه هزيمة، والقوة التي تُستعلن من خلال الضعف.</w:t>
+      </w:r>
+    </w:p>
+    <w:p>
+      <w:pPr>
+        <w:bidi/>
+      </w:pPr>
+      <w:r>
+        <w:rPr>
+          <w:rtl/>
+          <w:cs/>
+          <w:lang w:val="ar_AE" w:bidi="ar_AE"/>
+        </w:rPr>
+      </w:r>
+      <w:r>
+        <w:rPr>
+          <w:rtl/>
+          <w:cs/>
+          <w:lang w:val="ar_AE" w:bidi="ar_AE"/>
+        </w:rPr>
+        <w:t>فالصليب كأساس لعملية الكفارة هو التركيز الأساسي في الرسائل (انظر أفسس 2: 16؛ كولوسي 1: 20؛ 2: 14)، بينما في سفر أعمال الرسل يبدو التركيز أكثر على حقيقة القيامة (انظر أعمال الرسل 2: 33–36؛ 3: 19–26؛ 13: 37–39). والسبب في ذلك هو اختلاف أهداف تلك الكتابات: فالأجزاء التعليمية تميل للتركيز على الصليب، بينما تُستخدم القيامة عند أجزاء الكرازة (أو الدفاعيات)، عندما يتم تقديم أساس للخلاص. وفي الحقيقة هم يمثلون حدثًا واحدًا في تاريخ الخلاص. فيسوع أسلم من أجل خطايانا وأقيم لأجل تبريرنا" (رومية 4: 25).</w:t>
+      </w:r>
+    </w:p>
+    <w:p>
+      <w:pPr>
+        <w:bidi/>
+      </w:pPr>
+      <w:r>
+        <w:rPr>
+          <w:rtl/>
+          <w:cs/>
+          <w:lang w:val="ar_AE" w:bidi="ar_AE"/>
+        </w:rPr>
+      </w:r>
+      <w:r>
+        <w:rPr>
+          <w:rtl/>
+          <w:cs/>
+          <w:lang w:val="ar_AE" w:bidi="ar_AE"/>
+        </w:rPr>
+        <w:t>ولقد عبّر بولس عن أهمية الصليب في كلمات "الفداء"، "الاسترضاء"، "التبرير". إن المفهومين الأولين يخُصان عمل الصليب "من أجلنا" و الذي يعود بنا إلى العبد المتألم (إشعياء 53: 10–12)، الذي كان موته من أجل "خطية الكثيرين". فإن مفهوم الفداء في كلا العهدين مُرتبط بدفع ثمن "لتحرير" أولئك الذين في الأسر. وهذا الثمن، بحسب العهد الجديد، تم دفعه على الصليب، وهناك تم تحرير الإنسانية من الخطية (مرقس 10: 45؛ تيطس 2: 14؛ بطرس الأولى 1: 18). كما يمكننا أن نلاحظ العلاقة بين موت يسوع وتعبير "بدلًا منا" أو "لأجلنا" تظهر أيضًا في غلاطية 3: 13، مما يضيف إلي لعنة سفر التثنية 21: 23 تفسير كلمة "لأجلنا" (قارن رومية 5: 10–11، 18؛ 1 كورنثوس 11: 24؛ أفسس 1: 7؛ 2: 13). بالمثل، فإن بولس في مفهومه عن التبرير يرتكز علي الصليب. فإن حقيقة "المسيح مصلوبًا" هي التي تعلن أن تبرير الإنسان و عتقه من الخطية أصبح ممكنًا (رومية 6: 6؛ غلاطية 2: 19–21). فلقد تم نقل ذنب البشر ووضعه علي الصليب ليُكَفّر عنه هناك، و بذلك أصبح غفران الله القانوني متاحًا لكل من يقبل عمله (1 بطرس 1: 18–21؛ 2: 24؛ 3: 18). وأخيرًا، فنتيجة ذلك هي المُصالحة – سواء رأسيًا بين الله والإنسان (كولوسي 1: 20)، أو أفقيًا بين كل الناس مهما كانت نوعية وقوة الإختلافات الموجودة (مثال لذلك في أفسس 2: 13–16، بين اليهودي والأممي).</w:t>
       </w:r>
     </w:p>
     <w:p>
@@ -22837,235 +21733,27 @@
           <w:cs/>
           <w:lang w:val="ar_AE" w:bidi="ar_AE"/>
         </w:rPr>
-        <w:t>فهناك خمس مقاطع جعل فيها يسوع "حمل الصليب" شرطًا للتلمذة. و يمكن وضعهم في مجموعتين مختلفتين، الأولي موجودة في الفقرة المشتركة بين متي و لوقا (</w:t>
-      </w:r>
-      <w:r>
-        <w:rPr>
-          <w:rtl/>
-          <w:cs/>
-          <w:lang w:val="ar_AE" w:bidi="ar_AE"/>
-        </w:rPr>
-        <w:t>متى 10: 38</w:t>
-      </w:r>
-      <w:r>
-        <w:rPr>
-          <w:rtl/>
-          <w:cs/>
-          <w:lang w:val="ar_AE" w:bidi="ar_AE"/>
-        </w:rPr>
-        <w:t xml:space="preserve">؛ </w:t>
-      </w:r>
-      <w:r>
-        <w:rPr>
-          <w:rtl/>
-          <w:cs/>
-          <w:lang w:val="ar_AE" w:bidi="ar_AE"/>
-        </w:rPr>
-        <w:t>لوقا 14: 27</w:t>
-      </w:r>
-      <w:r>
-        <w:rPr>
-          <w:rtl/>
-          <w:cs/>
-          <w:lang w:val="ar_AE" w:bidi="ar_AE"/>
-        </w:rPr>
-        <w:t>)، حيث صيغت العبارة بشكل سلبي ("لا يقدر أن يكون لي تلميذًا")؛ بينما المجموعة الأخري، فتظهر في الأناجيل الإزائية الثلاثة (</w:t>
-      </w:r>
-      <w:r>
-        <w:rPr>
-          <w:rtl/>
-          <w:cs/>
-          <w:lang w:val="ar_AE" w:bidi="ar_AE"/>
-        </w:rPr>
-        <w:t>متى 16: 24</w:t>
-      </w:r>
-      <w:r>
-        <w:rPr>
-          <w:rtl/>
-          <w:cs/>
-          <w:lang w:val="ar_AE" w:bidi="ar_AE"/>
-        </w:rPr>
-        <w:t xml:space="preserve">؛ </w:t>
-      </w:r>
-      <w:r>
-        <w:rPr>
-          <w:rtl/>
-          <w:cs/>
-          <w:lang w:val="ar_AE" w:bidi="ar_AE"/>
-        </w:rPr>
-        <w:t>مرقس 8: 34</w:t>
-      </w:r>
-      <w:r>
-        <w:rPr>
-          <w:rtl/>
-          <w:cs/>
-          <w:lang w:val="ar_AE" w:bidi="ar_AE"/>
-        </w:rPr>
-        <w:t xml:space="preserve">؛ </w:t>
-      </w:r>
-      <w:r>
-        <w:rPr>
-          <w:rtl/>
-          <w:cs/>
-          <w:lang w:val="ar_AE" w:bidi="ar_AE"/>
-        </w:rPr>
-        <w:t>لوقا 9: 23</w:t>
-      </w:r>
-      <w:r>
-        <w:rPr>
-          <w:rtl/>
-          <w:cs/>
-          <w:lang w:val="ar_AE" w:bidi="ar_AE"/>
-        </w:rPr>
-        <w:t>)، حيث ترد العبارة بشكل إيجابي ("إن أراد أحد أن يأتي ورائي"). وهنا يوجد نمطان رئيسيان في هذه الأقوال. فهناك نمط رئيسي يأتي من صورة رجل محكوم عليه وهو يحمل صليبه إلى مكان الإعدام؛ فجزء أساسي من التلمذة هو الاستعداد اليومي (</w:t>
-      </w:r>
-      <w:r>
-        <w:rPr>
-          <w:rtl/>
-          <w:cs/>
-          <w:lang w:val="ar_AE" w:bidi="ar_AE"/>
-        </w:rPr>
-        <w:t>لوقا 9: 23</w:t>
-      </w:r>
-      <w:r>
-        <w:rPr>
-          <w:rtl/>
-          <w:cs/>
-          <w:lang w:val="ar_AE" w:bidi="ar_AE"/>
-        </w:rPr>
-        <w:t>) لترك كل شيء واحتمال المعاناة من أجل المسيح. والنقطة المحورية هنا ليست الموت بل احتمال العار؛ فالتلميذ يجب أن يكون مستعدًا لأن يكون منبوذًا من المجتمع.</w:t>
-      </w:r>
-    </w:p>
-    <w:p>
-      <w:pPr>
-        <w:bidi/>
-      </w:pPr>
-      <w:r>
-        <w:rPr>
-          <w:rtl/>
-          <w:cs/>
-          <w:lang w:val="ar_AE" w:bidi="ar_AE"/>
-        </w:rPr>
-      </w:r>
-      <w:r>
-        <w:rPr>
-          <w:rtl/>
-          <w:cs/>
-          <w:lang w:val="ar_AE" w:bidi="ar_AE"/>
-        </w:rPr>
-        <w:t xml:space="preserve">أما بولس فقد وسّع من هذه الصورة التي استخدمها المسيح ليشمل موت الذات. ربما يكون قد أخذ هذه الفكرة من تعاليم الكنيسة الأولى، كما تظهر في عقيدة </w:t>
-      </w:r>
-      <w:r>
-        <w:rPr>
-          <w:rtl/>
-          <w:cs/>
-          <w:lang w:val="ar_AE" w:bidi="ar_AE"/>
-        </w:rPr>
-        <w:t>المعمودية في رومية 6: 1–8</w:t>
-      </w:r>
-      <w:r>
-        <w:rPr>
-          <w:rtl/>
-          <w:cs/>
-          <w:lang w:val="ar_AE" w:bidi="ar_AE"/>
-        </w:rPr>
-        <w:t>، والتي تُصوّر المعمودية بكونها "دفن معه". فلقد قام بولس بتفسير اتحاد الشخص المسيحي مع المسيح في موته على أنه يعني "أن إنساننا العتيق قد صُلب معه ليُبطل جسد الخطية، كي لا نعود نستعبد للخطية" (</w:t>
-      </w:r>
-      <w:r>
-        <w:rPr>
-          <w:rtl/>
-          <w:cs/>
-          <w:lang w:val="ar_AE" w:bidi="ar_AE"/>
-        </w:rPr>
-        <w:t>رومية 6: 6</w:t>
-      </w:r>
-      <w:r>
-        <w:rPr>
-          <w:rtl/>
-          <w:cs/>
-          <w:lang w:val="ar_AE" w:bidi="ar_AE"/>
-        </w:rPr>
-        <w:t xml:space="preserve">). كما أن هناك بُعد أعمق يظهر في </w:t>
-      </w:r>
-      <w:r>
-        <w:rPr>
-          <w:rtl/>
-          <w:cs/>
-          <w:lang w:val="ar_AE" w:bidi="ar_AE"/>
-        </w:rPr>
-        <w:t>2 كورنثوس 5: 14–17</w:t>
-      </w:r>
-      <w:r>
-        <w:rPr>
-          <w:rtl/>
-          <w:cs/>
-          <w:lang w:val="ar_AE" w:bidi="ar_AE"/>
-        </w:rPr>
-        <w:t>، حيث يتحد المؤمن في موت وقيامة المسيح، فتمضي الأشياء العتيقة، ويصير الكل جديدًا (</w:t>
-      </w:r>
-      <w:r>
-        <w:rPr>
-          <w:rtl/>
-          <w:cs/>
-          <w:lang w:val="ar_AE" w:bidi="ar_AE"/>
-        </w:rPr>
-        <w:t>5: 17</w:t>
-      </w:r>
-      <w:r>
-        <w:rPr>
-          <w:rtl/>
-          <w:cs/>
-          <w:lang w:val="ar_AE" w:bidi="ar_AE"/>
-        </w:rPr>
-        <w:t>). ونفس المعنى موجود أيضًا في غلاطية، حيث يُقدّم موت الجسد روحيًا في مقابل أولئك الناموسيين الذين اعتقدوا أن المسيحيين بحاجة إلى اتباع الناموس اليهودي. فالمؤمن قد "صُلب مع المسيح"، والنتيجة هي "فأحيا لا أنا" (</w:t>
-      </w:r>
-      <w:r>
-        <w:rPr>
-          <w:rtl/>
-          <w:cs/>
-          <w:lang w:val="ar_AE" w:bidi="ar_AE"/>
-        </w:rPr>
-        <w:t>غلاطية 2: 20</w:t>
-      </w:r>
-      <w:r>
-        <w:rPr>
-          <w:rtl/>
-          <w:cs/>
-          <w:lang w:val="ar_AE" w:bidi="ar_AE"/>
-        </w:rPr>
-        <w:t>)؛ "فالجسد مع الأهواء والشهوات" قد "صُلب" (</w:t>
-      </w:r>
-      <w:r>
-        <w:rPr>
-          <w:rtl/>
-          <w:cs/>
-          <w:lang w:val="ar_AE" w:bidi="ar_AE"/>
-        </w:rPr>
-        <w:t>5: 24</w:t>
-      </w:r>
-      <w:r>
-        <w:rPr>
-          <w:rtl/>
-          <w:cs/>
-          <w:lang w:val="ar_AE" w:bidi="ar_AE"/>
-        </w:rPr>
-        <w:t>)؛ لذلك "فحاشا لي أن أفتخر إلا بصليب ربنا يسوع المسيح، الذي به قد صُلب العالم لي وأنا للعالم" (</w:t>
-      </w:r>
-      <w:r>
-        <w:rPr>
-          <w:rtl/>
-          <w:cs/>
-          <w:lang w:val="ar_AE" w:bidi="ar_AE"/>
-        </w:rPr>
-        <w:t>6: 14</w:t>
-      </w:r>
-      <w:r>
-        <w:rPr>
-          <w:rtl/>
-          <w:cs/>
-          <w:lang w:val="ar_AE" w:bidi="ar_AE"/>
-        </w:rPr>
-        <w:t>). فالمؤمنون يجب أن يختبروا الصليب قبل أن يتمكنوا من اختبار حياة القيامة.</w:t>
+        <w:t>فهناك خمس مقاطع جعل فيها يسوع "حمل الصليب" شرطًا للتلمذة. و يمكن وضعهم في مجموعتين مختلفتين، الأولي موجودة في الفقرة المشتركة بين متي و لوقا (متى 10: 38؛ لوقا 14: 27)، حيث صيغت العبارة بشكل سلبي ("لا يقدر أن يكون لي تلميذًا")؛ بينما المجموعة الأخري، فتظهر في الأناجيل الإزائية الثلاثة (متى 16: 24؛ مرقس 8: 34؛ لوقا 9: 23)، حيث ترد العبارة بشكل إيجابي ("إن أراد أحد أن يأتي ورائي"). وهنا يوجد نمطان رئيسيان في هذه الأقوال. فهناك نمط رئيسي يأتي من صورة رجل محكوم عليه وهو يحمل صليبه إلى مكان الإعدام؛ فجزء أساسي من التلمذة هو الاستعداد اليومي (لوقا 9: 23) لترك كل شيء واحتمال المعاناة من أجل المسيح. والنقطة المحورية هنا ليست الموت بل احتمال العار؛ فالتلميذ يجب أن يكون مستعدًا لأن يكون منبوذًا من المجتمع.</w:t>
+      </w:r>
+    </w:p>
+    <w:p>
+      <w:pPr>
+        <w:bidi/>
+      </w:pPr>
+      <w:r>
+        <w:rPr>
+          <w:rtl/>
+          <w:cs/>
+          <w:lang w:val="ar_AE" w:bidi="ar_AE"/>
+        </w:rPr>
+      </w:r>
+      <w:r>
+        <w:rPr>
+          <w:rtl/>
+          <w:cs/>
+          <w:lang w:val="ar_AE" w:bidi="ar_AE"/>
+        </w:rPr>
+        <w:t>أما بولس فقد وسّع من هذه الصورة التي استخدمها المسيح ليشمل موت الذات. ربما يكون قد أخذ هذه الفكرة من تعاليم الكنيسة الأولى، كما تظهر في عقيدة المعمودية في رومية 6: 1–8، والتي تُصوّر المعمودية بكونها "دفن معه". فلقد قام بولس بتفسير اتحاد الشخص المسيحي مع المسيح في موته على أنه يعني "أن إنساننا العتيق قد صُلب معه ليُبطل جسد الخطية، كي لا نعود نستعبد للخطية" (رومية 6: 6). كما أن هناك بُعد أعمق يظهر في 2 كورنثوس 5: 14–17، حيث يتحد المؤمن في موت وقيامة المسيح، فتمضي الأشياء العتيقة، ويصير الكل جديدًا (5: 17). ونفس المعنى موجود أيضًا في غلاطية، حيث يُقدّم موت الجسد روحيًا في مقابل أولئك الناموسيين الذين اعتقدوا أن المسيحيين بحاجة إلى اتباع الناموس اليهودي. فالمؤمن قد "صُلب مع المسيح"، والنتيجة هي "فأحيا لا أنا" (غلاطية 2: 20)؛ "فالجسد مع الأهواء والشهوات" قد "صُلب" (5: 24)؛ لذلك "فحاشا لي أن أفتخر إلا بصليب ربنا يسوع المسيح، الذي به قد صُلب العالم لي وأنا للعالم" (6: 14). فالمؤمنون يجب أن يختبروا الصليب قبل أن يتمكنوا من اختبار حياة القيامة.</w:t>
       </w:r>
     </w:p>
     <w:p>
